--- a/docs/PROJECT_REPORT.docx
+++ b/docs/PROJECT_REPORT.docx
@@ -2219,7 +2219,7 @@
                 <w:color w:val="FFFFFF"/>
                 <w:sz w:val="18"/>
               </w:rPr>
-              <w:t>Total</w:t>
+              <w:t>Compute</w:t>
             </w:r>
           </w:p>
         </w:tc>
@@ -2579,7 +2579,7 @@
                 <w:color w:val="334155"/>
                 <w:sz w:val="18"/>
               </w:rPr>
-              <w:t>0.3316</w:t>
+              <w:t>0.3315</w:t>
             </w:r>
           </w:p>
         </w:tc>
@@ -2617,7 +2617,7 @@
                 <w:color w:val="334155"/>
                 <w:sz w:val="18"/>
               </w:rPr>
-              <w:t>-0.0252 (-7.1%)</w:t>
+              <w:t>-0.0253 (-7.1%)</w:t>
             </w:r>
           </w:p>
         </w:tc>
@@ -4387,7 +4387,7 @@
                 <w:color w:val="334155"/>
                 <w:sz w:val="16"/>
               </w:rPr>
-              <w:t>python -m pytest (68 pass)</w:t>
+              <w:t>python -m pytest (130 pass)</w:t>
             </w:r>
           </w:p>
         </w:tc>
